--- a/newdoc.docx
+++ b/newdoc.docx
@@ -202,7 +202,7 @@
         <w:rPr>
           <w:lang w:val="ru-RU"/>
         </w:rPr>
-        <w:t xml:space="preserve">1</w:t>
+        <w:t xml:space="preserve">2</w:t>
       </w:r>
       <w:r>
         <w:rPr>
@@ -1477,15 +1477,15 @@
               <w:rPr>
                 <w:rFonts w:ascii="Times New Roman" w:hAnsi="Times New Roman" w:cs="Times New Roman"/>
               </w:rPr>
-              <w:t xml:space="preserve">gjghjhgjghj gfjgfjgjghj ghjhgjhgjg</w:t>
+              <w:t xml:space="preserve">Русецкий Евгений Леонидович</w:t>
               <w:br/>
               <w:t xml:space="preserve"/>
               <w:br/>
-              <w:t xml:space="preserve">2026-03-27</w:t>
+              <w:t xml:space="preserve">2026-06-18</w:t>
               <w:br/>
               <w:t xml:space="preserve"/>
               <w:br/>
-              <w:t xml:space="preserve">gjghjhgkhgkhgk</w:t>
+              <w:t xml:space="preserve">gfhjj</w:t>
             </w:r>
           </w:p>
         </w:tc>
@@ -1509,19 +1509,19 @@
               <w:rPr>
                 <w:rFonts w:ascii="Times New Roman" w:hAnsi="Times New Roman" w:cs="Times New Roman"/>
               </w:rPr>
-              <w:t xml:space="preserve">ghkhgkhjkhjkhjk</w:t>
+              <w:t xml:space="preserve">нононо</w:t>
               <w:br/>
               <w:t xml:space="preserve"/>
               <w:br/>
-              <w:t xml:space="preserve">hgkhjgkhk gfhfgjfg gf jgfjfghjfg  546547 5767657, 2026-03-29</w:t>
+              <w:t xml:space="preserve">еноеноно 343434, 2026-06-19</w:t>
               <w:br/>
               <w:t xml:space="preserve"/>
               <w:br/>
-              <w:t xml:space="preserve">dfghfdhfghgfh</w:t>
+              <w:t xml:space="preserve">опенно</w:t>
               <w:br/>
               <w:t xml:space="preserve"/>
               <w:br/>
-              <w:t xml:space="preserve">57685685678</w:t>
+              <w:t xml:space="preserve">55555555555</w:t>
             </w:r>
           </w:p>
         </w:tc>
@@ -1545,7 +1545,7 @@
               <w:rPr>
                 <w:rFonts w:ascii="Times New Roman" w:hAnsi="Times New Roman" w:cs="Times New Roman"/>
               </w:rPr>
-              <w:t xml:space="preserve">dfgdfgfdgdfgdfg</w:t>
+              <w:t xml:space="preserve">врапрапрапрарпра</w:t>
             </w:r>
           </w:p>
         </w:tc>
@@ -1573,7 +1573,11 @@
               <w:rPr>
                 <w:rFonts w:ascii="Times New Roman" w:hAnsi="Times New Roman" w:cs="Times New Roman"/>
               </w:rPr>
-              <w:t xml:space="preserve">Должностные лица, входящие в составы комиссий по повышению устойчивости функционирования органов местного самоуправления</w:t>
+              <w:t xml:space="preserve">Руководители организаций</w:t>
+              <w:br/>
+              <w:t xml:space="preserve"/>
+              <w:br/>
+              <w:t xml:space="preserve"/>
             </w:r>
           </w:p>
         </w:tc>
@@ -1599,7 +1603,7 @@
               <w:rPr>
                 <w:rFonts w:ascii="Times New Roman" w:hAnsi="Times New Roman" w:cs="Times New Roman"/>
               </w:rPr>
-              <w:t xml:space="preserve">2026-03-24 - 2026-03-27</w:t>
+              <w:t xml:space="preserve">2026-06-11 - 2026-06-16</w:t>
             </w:r>
           </w:p>
         </w:tc>
@@ -1623,7 +1627,7 @@
               <w:rPr>
                 <w:rFonts w:ascii="Times New Roman" w:hAnsi="Times New Roman" w:cs="Times New Roman"/>
               </w:rPr>
-              <w:t xml:space="preserve">+79025109822</w:t>
+              <w:t xml:space="preserve">89842709405</w:t>
               <w:br/>
               <w:t xml:space="preserve"/>
               <w:br/>
@@ -1651,7 +1655,250 @@
               <w:rPr>
                 <w:rFonts w:ascii="Times New Roman" w:hAnsi="Times New Roman" w:cs="Times New Roman"/>
               </w:rPr>
-              <w:t xml:space="preserve">kokourovdv@govirk.ru</w:t>
+              <w:t xml:space="preserve">rediskabatman@gmail.com</w:t>
+            </w:r>
+          </w:p>
+        </w:tc>
+      </w:tr>
+      <w:tr>
+        <w:tc>
+          <w:tcPr>
+            <w:tcW w:w="709" w:type="dxa"/>
+            <w:tcBorders>
+              <w:top w:val="single" w:sz="5" w:space="0" w:color="000000"/>
+              <w:left w:val="single" w:sz="5" w:space="0" w:color="000000"/>
+              <w:bottom w:val="single" w:sz="5" w:space="0" w:color="000000"/>
+              <w:right w:val="single" w:sz="5" w:space="0" w:color="000000"/>
+            </w:tcBorders>
+          </w:tcPr>
+          <w:p>
+            <w:pPr>
+              <w:pStyle w:val="TableParagraph"/>
+              <w:jc w:val="center"/>
+              <w:rPr>
+                <w:rFonts w:ascii="Times New Roman" w:eastAsia="Times New Roman" w:hAnsi="Times New Roman" w:cs="Times New Roman"/>
+              </w:rPr>
+            </w:pPr>
+            <w:r>
+              <w:rPr>
+                <w:rFonts w:ascii="Times New Roman" w:hAnsi="Times New Roman" w:cs="Times New Roman"/>
+                <w:b/>
+              </w:rPr>
+              <w:t xml:space="preserve">2</w:t>
+            </w:r>
+          </w:p>
+        </w:tc>
+        <w:tc>
+          <w:tcPr>
+            <w:tcW w:w="1973" w:type="dxa"/>
+            <w:tcBorders>
+              <w:top w:val="single" w:sz="5" w:space="0" w:color="000000"/>
+              <w:left w:val="single" w:sz="5" w:space="0" w:color="000000"/>
+              <w:bottom w:val="single" w:sz="5" w:space="0" w:color="000000"/>
+              <w:right w:val="single" w:sz="5" w:space="0" w:color="000000"/>
+            </w:tcBorders>
+          </w:tcPr>
+          <w:p>
+            <w:pPr>
+              <w:rPr>
+                <w:rFonts w:ascii="Times New Roman" w:hAnsi="Times New Roman" w:cs="Times New Roman"/>
+              </w:rPr>
+            </w:pPr>
+            <w:r>
+              <w:rPr>
+                <w:rFonts w:ascii="Times New Roman" w:hAnsi="Times New Roman" w:cs="Times New Roman"/>
+              </w:rPr>
+              <w:t xml:space="preserve">Кладов Алексей Андреевич</w:t>
+              <w:br/>
+              <w:t xml:space="preserve"/>
+              <w:br/>
+              <w:t xml:space="preserve">2026-06-26</w:t>
+              <w:br/>
+              <w:t xml:space="preserve"/>
+              <w:br/>
+              <w:t xml:space="preserve">kkuku</w:t>
+            </w:r>
+          </w:p>
+        </w:tc>
+        <w:tc>
+          <w:tcPr>
+            <w:tcW w:w="2835" w:type="dxa"/>
+            <w:tcBorders>
+              <w:top w:val="single" w:sz="5" w:space="0" w:color="000000"/>
+              <w:left w:val="single" w:sz="5" w:space="0" w:color="000000"/>
+              <w:bottom w:val="single" w:sz="5" w:space="0" w:color="000000"/>
+              <w:right w:val="single" w:sz="5" w:space="0" w:color="000000"/>
+            </w:tcBorders>
+          </w:tcPr>
+          <w:p>
+            <w:pPr>
+              <w:rPr>
+                <w:rFonts w:ascii="Times New Roman" w:hAnsi="Times New Roman" w:cs="Times New Roman"/>
+              </w:rPr>
+            </w:pPr>
+            <w:r>
+              <w:rPr>
+                <w:rFonts w:ascii="Times New Roman" w:hAnsi="Times New Roman" w:cs="Times New Roman"/>
+              </w:rPr>
+              <w:t xml:space="preserve">ukkukuku</w:t>
+              <w:br/>
+              <w:t xml:space="preserve"/>
+              <w:br/>
+              <w:t xml:space="preserve">ukukyku 445345 4544, 2026-06-21</w:t>
+              <w:br/>
+              <w:t xml:space="preserve"/>
+              <w:br/>
+              <w:t xml:space="preserve">thth</w:t>
+              <w:br/>
+              <w:t xml:space="preserve"/>
+              <w:br/>
+              <w:t xml:space="preserve">11111111112</w:t>
+            </w:r>
+          </w:p>
+        </w:tc>
+        <w:tc>
+          <w:tcPr>
+            <w:tcW w:w="1843" w:type="dxa"/>
+            <w:tcBorders>
+              <w:top w:val="single" w:sz="5" w:space="0" w:color="000000"/>
+              <w:left w:val="single" w:sz="5" w:space="0" w:color="000000"/>
+              <w:bottom w:val="single" w:sz="5" w:space="0" w:color="000000"/>
+              <w:right w:val="single" w:sz="5" w:space="0" w:color="000000"/>
+            </w:tcBorders>
+          </w:tcPr>
+          <w:p>
+            <w:pPr>
+              <w:rPr>
+                <w:rFonts w:ascii="Times New Roman" w:hAnsi="Times New Roman" w:cs="Times New Roman"/>
+              </w:rPr>
+            </w:pPr>
+            <w:r>
+              <w:rPr>
+                <w:rFonts w:ascii="Times New Roman" w:hAnsi="Times New Roman" w:cs="Times New Roman"/>
+              </w:rPr>
+              <w:t xml:space="preserve">rhrth</w:t>
+            </w:r>
+          </w:p>
+        </w:tc>
+        <w:tc>
+          <w:tcPr>
+            <w:tcW w:w="2138" w:type="dxa"/>
+            <w:tcBorders>
+              <w:top w:val="single" w:sz="5" w:space="0" w:color="000000"/>
+              <w:left w:val="single" w:sz="5" w:space="0" w:color="000000"/>
+              <w:bottom w:val="single" w:sz="5" w:space="0" w:color="000000"/>
+              <w:right w:val="single" w:sz="5" w:space="0" w:color="000000"/>
+            </w:tcBorders>
+          </w:tcPr>
+          <w:p>
+            <w:pPr>
+              <w:jc w:val="center"/>
+              <w:rPr>
+                <w:rFonts w:ascii="Times New Roman" w:hAnsi="Times New Roman" w:cs="Times New Roman"/>
+                <w:sz w:val="20"/>
+                <w:szCs w:val="20"/>
+                <w:lang w:val="ru-RU"/>
+              </w:rPr>
+            </w:pPr>
+            <w:r>
+              <w:rPr>
+                <w:rFonts w:ascii="Times New Roman" w:hAnsi="Times New Roman" w:cs="Times New Roman"/>
+              </w:rPr>
+              <w:t xml:space="preserve">Руководители и специалисты дежурно-диспетчерских служб организаций</w:t>
+              <w:br/>
+              <w:t xml:space="preserve"/>
+              <w:br/>
+              <w:t xml:space="preserve">Руководители организаций</w:t>
+              <w:br/>
+              <w:t xml:space="preserve"/>
+              <w:br/>
+              <w:t xml:space="preserve">Руководители и педагогические работники, осуществляющие обучение по дополнительным профессиональным программам в области гражданской обороны, организаций, осуществляющих образовательную деятельность по дополнительным профессиональным программам в области гражданской обороны</w:t>
+              <w:br/>
+              <w:t xml:space="preserve"/>
+              <w:br/>
+              <w:t xml:space="preserve"/>
+            </w:r>
+          </w:p>
+        </w:tc>
+        <w:tc>
+          <w:tcPr>
+            <w:tcW w:w="1689" w:type="dxa"/>
+            <w:tcBorders>
+              <w:top w:val="single" w:sz="5" w:space="0" w:color="000000"/>
+              <w:left w:val="single" w:sz="5" w:space="0" w:color="000000"/>
+              <w:bottom w:val="single" w:sz="5" w:space="0" w:color="000000"/>
+              <w:right w:val="single" w:sz="5" w:space="0" w:color="000000"/>
+            </w:tcBorders>
+          </w:tcPr>
+          <w:p>
+            <w:pPr>
+              <w:rPr>
+                <w:rFonts w:ascii="Times New Roman" w:hAnsi="Times New Roman" w:cs="Times New Roman"/>
+                <w:sz w:val="20"/>
+                <w:szCs w:val="20"/>
+              </w:rPr>
+            </w:pPr>
+            <w:r>
+              <w:rPr>
+                <w:rFonts w:ascii="Times New Roman" w:hAnsi="Times New Roman" w:cs="Times New Roman"/>
+              </w:rPr>
+              <w:t xml:space="preserve">2026-06-17 - 2026-06-162026-06-17 - 2026-06-182026-06-09 - 2026-06-11</w:t>
+            </w:r>
+          </w:p>
+        </w:tc>
+        <w:tc>
+          <w:tcPr>
+            <w:tcW w:w="2280" w:type="dxa"/>
+            <w:tcBorders>
+              <w:top w:val="single" w:sz="5" w:space="0" w:color="000000"/>
+              <w:left w:val="single" w:sz="5" w:space="0" w:color="000000"/>
+              <w:bottom w:val="single" w:sz="5" w:space="0" w:color="000000"/>
+              <w:right w:val="single" w:sz="5" w:space="0" w:color="000000"/>
+            </w:tcBorders>
+          </w:tcPr>
+          <w:p>
+            <w:pPr>
+              <w:rPr>
+                <w:rFonts w:ascii="Times New Roman" w:hAnsi="Times New Roman" w:cs="Times New Roman"/>
+              </w:rPr>
+            </w:pPr>
+            <w:r>
+              <w:rPr>
+                <w:rFonts w:ascii="Times New Roman" w:hAnsi="Times New Roman" w:cs="Times New Roman"/>
+              </w:rPr>
+              <w:t xml:space="preserve">89140132298</w:t>
+              <w:br/>
+              <w:t xml:space="preserve"/>
+              <w:br/>
+              <w:t xml:space="preserve">По почте</w:t>
+              <w:br/>
+              <w:t xml:space="preserve"/>
+              <w:br/>
+              <w:t xml:space="preserve">thhthth</w:t>
+            </w:r>
+          </w:p>
+        </w:tc>
+        <w:tc>
+          <w:tcPr>
+            <w:tcW w:w="2410" w:type="dxa"/>
+            <w:tcBorders>
+              <w:top w:val="single" w:sz="5" w:space="0" w:color="000000"/>
+              <w:left w:val="single" w:sz="5" w:space="0" w:color="000000"/>
+              <w:bottom w:val="single" w:sz="5" w:space="0" w:color="000000"/>
+              <w:right w:val="single" w:sz="5" w:space="0" w:color="000000"/>
+            </w:tcBorders>
+          </w:tcPr>
+          <w:p>
+            <w:pPr>
+              <w:rPr>
+                <w:rFonts w:ascii="Times New Roman" w:hAnsi="Times New Roman" w:cs="Times New Roman"/>
+              </w:rPr>
+            </w:pPr>
+            <w:r>
+              <w:rPr>
+                <w:rFonts w:ascii="Times New Roman" w:hAnsi="Times New Roman" w:cs="Times New Roman"/>
+              </w:rPr>
+              <w:t xml:space="preserve">Alexey.Tyumentsev@tmg.expert</w:t>
             </w:r>
           </w:p>
         </w:tc>
@@ -1816,7 +2063,7 @@
               <w:rPr>
                 <w:rFonts w:ascii="Times New Roman" w:hAnsi="Times New Roman" w:cs="Times New Roman"/>
               </w:rPr>
-              <w:t xml:space="preserve">;lgfkh;lk;k, lklkjlk</w:t>
+              <w:t xml:space="preserve">Горьковская дирекция снабжения 603032, г. Нижний Новгород, ул Профинтерна, д. 14а, Горьковская дирекция снабжения 603032, г. Нижний Новгород, ул Профинтерна, д. 14а</w:t>
             </w:r>
           </w:p>
         </w:tc>
@@ -2033,7 +2280,7 @@
               <w:rPr>
                 <w:rFonts w:ascii="Times New Roman" w:hAnsi="Times New Roman" w:cs="Times New Roman"/>
               </w:rPr>
-              <w:t xml:space="preserve">АПадурцпр Дпоцуп Апаицуа, lkmnljnmlknmln</w:t>
+              <w:t xml:space="preserve">Арсланова Альбина Фаатовна, qqqqqqеее</w:t>
             </w:r>
           </w:p>
         </w:tc>
@@ -2160,27 +2407,17 @@
               <w:rPr>
                 <w:rFonts w:ascii="Times New Roman" w:hAnsi="Times New Roman" w:cs="Times New Roman"/>
               </w:rPr>
-              <w:t xml:space="preserve">ОГРН: 7777777777777</w:t>
+              <w:t xml:space="preserve">ОГРН: 4554111111111</w:t>
               <w:br/>
-              <w:t xml:space="preserve"/>
+              <w:t xml:space="preserve">ИНН: 5555555555</w:t>
               <w:br/>
-              <w:t xml:space="preserve">ИНН: 1111111111</w:t>
+              <w:t xml:space="preserve">КПП: 545555555</w:t>
               <w:br/>
-              <w:t xml:space="preserve"/>
+              <w:t xml:space="preserve">Банк: ррр</w:t>
               <w:br/>
-              <w:t xml:space="preserve">КПП: 380801001</w:t>
+              <w:t xml:space="preserve">р/с: 4545345345</w:t>
               <w:br/>
-              <w:t xml:space="preserve"/>
-              <w:br/>
-              <w:t xml:space="preserve">Банк: khhihihigh</w:t>
-              <w:br/>
-              <w:t xml:space="preserve"/>
-              <w:br/>
-              <w:t xml:space="preserve">р/с: 7374757</w:t>
-              <w:br/>
-              <w:t xml:space="preserve"/>
-              <w:br/>
-              <w:t xml:space="preserve">БИК: 7474747</w:t>
+              <w:t xml:space="preserve">БИК: 13214</w:t>
             </w:r>
           </w:p>
         </w:tc>
@@ -2255,7 +2492,7 @@
               <w:rPr>
                 <w:rFonts w:ascii="Times New Roman" w:hAnsi="Times New Roman" w:cs="Times New Roman"/>
               </w:rPr>
-              <w:t xml:space="preserve">ihuhgourhgouheiu</w:t>
+              <w:t xml:space="preserve">ннннн</w:t>
             </w:r>
           </w:p>
         </w:tc>
@@ -2328,7 +2565,7 @@
                 <w:rFonts w:ascii="Times New Roman" w:hAnsi="Times New Roman" w:cs="Times New Roman"/>
                 <w:lang w:val="ru-RU"/>
               </w:rPr>
-              <w:t xml:space="preserve">grhtrhgiruehgirue</w:t>
+              <w:t xml:space="preserve">ууууу</w:t>
             </w:r>
           </w:p>
         </w:tc>
@@ -2420,7 +2657,7 @@
               <w:rPr>
                 <w:rFonts w:ascii="Times New Roman" w:hAnsi="Times New Roman" w:cs="Times New Roman"/>
               </w:rPr>
-              <w:t xml:space="preserve">+73952506473</w:t>
+              <w:t xml:space="preserve">89061216913</w:t>
             </w:r>
           </w:p>
         </w:tc>
@@ -2582,7 +2819,7 @@
               <w:rPr>
                 <w:rFonts w:ascii="Times New Roman" w:hAnsi="Times New Roman" w:cs="Times New Roman"/>
               </w:rPr>
-              <w:t xml:space="preserve">umc38@mail.ru</w:t>
+              <w:t xml:space="preserve">galimovaalbina177@gmail.com</w:t>
             </w:r>
           </w:p>
         </w:tc>
@@ -2733,7 +2970,7 @@
               <w:rPr>
                 <w:rFonts w:ascii="Times New Roman" w:hAnsi="Times New Roman" w:cs="Times New Roman"/>
               </w:rPr>
-              <w:t xml:space="preserve">yhfhgfhjgfjgfjgfjghjghjghjghjghjy fdhfghgfhf+79025127466</w:t>
+              <w:t xml:space="preserve">еннонновн89149408386</w:t>
             </w:r>
             <w:bookmarkStart w:id="0" w:name="_GoBack"/>
             <w:bookmarkEnd w:id="0"/>
